--- a/report/weekly/Week4_Statistical_Analysis_and_Modelling_Framework.docx
+++ b/report/weekly/Week4_Statistical_Analysis_and_Modelling_Framework.docx
@@ -89,22 +89,7 @@
         <w:t xml:space="preserve">Internship organisation: </w:t>
       </w:r>
       <w:r>
-        <w:t>[Organisation name]</w:t>
-      </w:r>
-    </w:p>
-    <w:p>
-      <w:pPr>
-        <w:spacing w:after="40"/>
-        <w:jc w:val="center"/>
-      </w:pPr>
-      <w:r>
-        <w:rPr>
-          <w:b/>
-        </w:rPr>
-        <w:t xml:space="preserve">Supervisor: </w:t>
-      </w:r>
-      <w:r>
-        <w:t>[Supervisor name]</w:t>
+        <w:t>Yuva</w:t>
       </w:r>
     </w:p>
     <w:p>
@@ -179,7 +164,7 @@
       <w:r>
         <w:fldChar w:fldCharType="separate"/>
       </w:r>
-      <w:hyperlink w:anchor="_Toc243733098" w:history="1">
+      <w:hyperlink w:anchor="_Toc243758675" w:history="1">
         <w:r>
           <w:rPr>
             <w:rStyle w:val="Hyperlink"/>
@@ -206,7 +191,7 @@
             <w:noProof/>
             <w:webHidden/>
           </w:rPr>
-          <w:instrText xml:space="preserve"> PAGEREF _Toc243733098 \h </w:instrText>
+          <w:instrText xml:space="preserve"> PAGEREF _Toc243758675 \h </w:instrText>
         </w:r>
         <w:r>
           <w:rPr>
@@ -254,7 +239,7 @@
           <w14:ligatures w14:val="standardContextual"/>
         </w:rPr>
       </w:pPr>
-      <w:hyperlink w:anchor="_Toc243733099" w:history="1">
+      <w:hyperlink w:anchor="_Toc243758676" w:history="1">
         <w:r>
           <w:rPr>
             <w:rStyle w:val="Hyperlink"/>
@@ -281,7 +266,7 @@
             <w:noProof/>
             <w:webHidden/>
           </w:rPr>
-          <w:instrText xml:space="preserve"> PAGEREF _Toc243733099 \h </w:instrText>
+          <w:instrText xml:space="preserve"> PAGEREF _Toc243758676 \h </w:instrText>
         </w:r>
         <w:r>
           <w:rPr>
@@ -329,7 +314,7 @@
           <w14:ligatures w14:val="standardContextual"/>
         </w:rPr>
       </w:pPr>
-      <w:hyperlink w:anchor="_Toc243733100" w:history="1">
+      <w:hyperlink w:anchor="_Toc243758677" w:history="1">
         <w:r>
           <w:rPr>
             <w:rStyle w:val="Hyperlink"/>
@@ -356,7 +341,7 @@
             <w:noProof/>
             <w:webHidden/>
           </w:rPr>
-          <w:instrText xml:space="preserve"> PAGEREF _Toc243733100 \h </w:instrText>
+          <w:instrText xml:space="preserve"> PAGEREF _Toc243758677 \h </w:instrText>
         </w:r>
         <w:r>
           <w:rPr>
@@ -404,7 +389,7 @@
           <w14:ligatures w14:val="standardContextual"/>
         </w:rPr>
       </w:pPr>
-      <w:hyperlink w:anchor="_Toc243733101" w:history="1">
+      <w:hyperlink w:anchor="_Toc243758678" w:history="1">
         <w:r>
           <w:rPr>
             <w:rStyle w:val="Hyperlink"/>
@@ -431,7 +416,7 @@
             <w:noProof/>
             <w:webHidden/>
           </w:rPr>
-          <w:instrText xml:space="preserve"> PAGEREF _Toc243733101 \h </w:instrText>
+          <w:instrText xml:space="preserve"> PAGEREF _Toc243758678 \h </w:instrText>
         </w:r>
         <w:r>
           <w:rPr>
@@ -479,7 +464,7 @@
           <w14:ligatures w14:val="standardContextual"/>
         </w:rPr>
       </w:pPr>
-      <w:hyperlink w:anchor="_Toc243733102" w:history="1">
+      <w:hyperlink w:anchor="_Toc243758679" w:history="1">
         <w:r>
           <w:rPr>
             <w:rStyle w:val="Hyperlink"/>
@@ -506,7 +491,7 @@
             <w:noProof/>
             <w:webHidden/>
           </w:rPr>
-          <w:instrText xml:space="preserve"> PAGEREF _Toc243733102 \h </w:instrText>
+          <w:instrText xml:space="preserve"> PAGEREF _Toc243758679 \h </w:instrText>
         </w:r>
         <w:r>
           <w:rPr>
@@ -554,7 +539,7 @@
           <w14:ligatures w14:val="standardContextual"/>
         </w:rPr>
       </w:pPr>
-      <w:hyperlink w:anchor="_Toc243733103" w:history="1">
+      <w:hyperlink w:anchor="_Toc243758680" w:history="1">
         <w:r>
           <w:rPr>
             <w:rStyle w:val="Hyperlink"/>
@@ -581,7 +566,7 @@
             <w:noProof/>
             <w:webHidden/>
           </w:rPr>
-          <w:instrText xml:space="preserve"> PAGEREF _Toc243733103 \h </w:instrText>
+          <w:instrText xml:space="preserve"> PAGEREF _Toc243758680 \h </w:instrText>
         </w:r>
         <w:r>
           <w:rPr>
@@ -629,7 +614,7 @@
           <w14:ligatures w14:val="standardContextual"/>
         </w:rPr>
       </w:pPr>
-      <w:hyperlink w:anchor="_Toc243733104" w:history="1">
+      <w:hyperlink w:anchor="_Toc243758681" w:history="1">
         <w:r>
           <w:rPr>
             <w:rStyle w:val="Hyperlink"/>
@@ -656,7 +641,7 @@
             <w:noProof/>
             <w:webHidden/>
           </w:rPr>
-          <w:instrText xml:space="preserve"> PAGEREF _Toc243733104 \h </w:instrText>
+          <w:instrText xml:space="preserve"> PAGEREF _Toc243758681 \h </w:instrText>
         </w:r>
         <w:r>
           <w:rPr>
@@ -704,7 +689,7 @@
           <w14:ligatures w14:val="standardContextual"/>
         </w:rPr>
       </w:pPr>
-      <w:hyperlink w:anchor="_Toc243733105" w:history="1">
+      <w:hyperlink w:anchor="_Toc243758682" w:history="1">
         <w:r>
           <w:rPr>
             <w:rStyle w:val="Hyperlink"/>
@@ -731,7 +716,7 @@
             <w:noProof/>
             <w:webHidden/>
           </w:rPr>
-          <w:instrText xml:space="preserve"> PAGEREF _Toc243733105 \h </w:instrText>
+          <w:instrText xml:space="preserve"> PAGEREF _Toc243758682 \h </w:instrText>
         </w:r>
         <w:r>
           <w:rPr>
@@ -779,7 +764,7 @@
           <w14:ligatures w14:val="standardContextual"/>
         </w:rPr>
       </w:pPr>
-      <w:hyperlink w:anchor="_Toc243733106" w:history="1">
+      <w:hyperlink w:anchor="_Toc243758683" w:history="1">
         <w:r>
           <w:rPr>
             <w:rStyle w:val="Hyperlink"/>
@@ -806,7 +791,7 @@
             <w:noProof/>
             <w:webHidden/>
           </w:rPr>
-          <w:instrText xml:space="preserve"> PAGEREF _Toc243733106 \h </w:instrText>
+          <w:instrText xml:space="preserve"> PAGEREF _Toc243758683 \h </w:instrText>
         </w:r>
         <w:r>
           <w:rPr>
@@ -854,7 +839,7 @@
           <w14:ligatures w14:val="standardContextual"/>
         </w:rPr>
       </w:pPr>
-      <w:hyperlink w:anchor="_Toc243733107" w:history="1">
+      <w:hyperlink w:anchor="_Toc243758684" w:history="1">
         <w:r>
           <w:rPr>
             <w:rStyle w:val="Hyperlink"/>
@@ -881,7 +866,7 @@
             <w:noProof/>
             <w:webHidden/>
           </w:rPr>
-          <w:instrText xml:space="preserve"> PAGEREF _Toc243733107 \h </w:instrText>
+          <w:instrText xml:space="preserve"> PAGEREF _Toc243758684 \h </w:instrText>
         </w:r>
         <w:r>
           <w:rPr>
@@ -929,7 +914,7 @@
           <w14:ligatures w14:val="standardContextual"/>
         </w:rPr>
       </w:pPr>
-      <w:hyperlink w:anchor="_Toc243733108" w:history="1">
+      <w:hyperlink w:anchor="_Toc243758685" w:history="1">
         <w:r>
           <w:rPr>
             <w:rStyle w:val="Hyperlink"/>
@@ -956,7 +941,7 @@
             <w:noProof/>
             <w:webHidden/>
           </w:rPr>
-          <w:instrText xml:space="preserve"> PAGEREF _Toc243733108 \h </w:instrText>
+          <w:instrText xml:space="preserve"> PAGEREF _Toc243758685 \h </w:instrText>
         </w:r>
         <w:r>
           <w:rPr>
@@ -1004,7 +989,7 @@
           <w14:ligatures w14:val="standardContextual"/>
         </w:rPr>
       </w:pPr>
-      <w:hyperlink w:anchor="_Toc243733109" w:history="1">
+      <w:hyperlink w:anchor="_Toc243758686" w:history="1">
         <w:r>
           <w:rPr>
             <w:rStyle w:val="Hyperlink"/>
@@ -1031,7 +1016,7 @@
             <w:noProof/>
             <w:webHidden/>
           </w:rPr>
-          <w:instrText xml:space="preserve"> PAGEREF _Toc243733109 \h </w:instrText>
+          <w:instrText xml:space="preserve"> PAGEREF _Toc243758686 \h </w:instrText>
         </w:r>
         <w:r>
           <w:rPr>
@@ -1090,7 +1075,7 @@
       <w:pPr>
         <w:pStyle w:val="Heading1"/>
       </w:pPr>
-      <w:bookmarkStart w:id="0" w:name="_Toc243733098"/>
+      <w:bookmarkStart w:id="0" w:name="_Toc243758675"/>
       <w:r>
         <w:t>1. Executive Summary</w:t>
       </w:r>
@@ -1116,7 +1101,7 @@
       <w:pPr>
         <w:pStyle w:val="Heading1"/>
       </w:pPr>
-      <w:bookmarkStart w:id="1" w:name="_Toc243733099"/>
+      <w:bookmarkStart w:id="1" w:name="_Toc243758676"/>
       <w:r>
         <w:lastRenderedPageBreak/>
         <w:t>2. Statistical Techniques for Healthcare Data</w:t>
@@ -1853,7 +1838,7 @@
       <w:pPr>
         <w:pStyle w:val="Heading1"/>
       </w:pPr>
-      <w:bookmarkStart w:id="2" w:name="_Toc243733100"/>
+      <w:bookmarkStart w:id="2" w:name="_Toc243758677"/>
       <w:r>
         <w:lastRenderedPageBreak/>
         <w:t>3. Mapping Questions to Methods</w:t>
@@ -2372,7 +2357,7 @@
       <w:pPr>
         <w:pStyle w:val="Heading1"/>
       </w:pPr>
-      <w:bookmarkStart w:id="3" w:name="_Toc243733101"/>
+      <w:bookmarkStart w:id="3" w:name="_Toc243758678"/>
       <w:r>
         <w:lastRenderedPageBreak/>
         <w:t>4. Data Segmentation</w:t>
@@ -2459,7 +2444,7 @@
           <w:noProof/>
         </w:rPr>
         <w:drawing>
-          <wp:inline distT="0" distB="0" distL="0" distR="0" wp14:anchorId="3E9F6E62" wp14:editId="055A7195">
+          <wp:inline distT="0" distB="0" distL="0" distR="0" wp14:anchorId="0718789D" wp14:editId="50D7E47E">
             <wp:extent cx="5903999" cy="2558045"/>
             <wp:effectExtent l="0" t="0" r="0" b="0"/>
             <wp:docPr id="1" name="Picture 1"/>
@@ -2536,7 +2521,7 @@
       <w:pPr>
         <w:pStyle w:val="Heading1"/>
       </w:pPr>
-      <w:bookmarkStart w:id="4" w:name="_Toc243733102"/>
+      <w:bookmarkStart w:id="4" w:name="_Toc243758679"/>
       <w:r>
         <w:lastRenderedPageBreak/>
         <w:t>5. Variable Selection</w:t>
@@ -2977,7 +2962,7 @@
       <w:pPr>
         <w:pStyle w:val="Heading1"/>
       </w:pPr>
-      <w:bookmarkStart w:id="5" w:name="_Toc243733103"/>
+      <w:bookmarkStart w:id="5" w:name="_Toc243758680"/>
       <w:r>
         <w:lastRenderedPageBreak/>
         <w:t>6. Pre-processing and Model Selection</w:t>
@@ -3687,7 +3672,7 @@
       <w:pPr>
         <w:pStyle w:val="Heading1"/>
       </w:pPr>
-      <w:bookmarkStart w:id="6" w:name="_Toc243733104"/>
+      <w:bookmarkStart w:id="6" w:name="_Toc243758681"/>
       <w:r>
         <w:lastRenderedPageBreak/>
         <w:t>7. Evaluation and Validation</w:t>
@@ -4397,7 +4382,7 @@
       <w:pPr>
         <w:pStyle w:val="Heading1"/>
       </w:pPr>
-      <w:bookmarkStart w:id="7" w:name="_Toc243733105"/>
+      <w:bookmarkStart w:id="7" w:name="_Toc243758682"/>
       <w:r>
         <w:lastRenderedPageBreak/>
         <w:t>8. Pitfalls, Biases and Mitigation</w:t>
@@ -5025,7 +5010,7 @@
       <w:pPr>
         <w:pStyle w:val="Heading1"/>
       </w:pPr>
-      <w:bookmarkStart w:id="8" w:name="_Toc243733106"/>
+      <w:bookmarkStart w:id="8" w:name="_Toc243758683"/>
       <w:r>
         <w:lastRenderedPageBreak/>
         <w:t>9. Ethical Considerations</w:t>
@@ -5448,7 +5433,7 @@
       <w:pPr>
         <w:pStyle w:val="Heading1"/>
       </w:pPr>
-      <w:bookmarkStart w:id="9" w:name="_Toc243733107"/>
+      <w:bookmarkStart w:id="9" w:name="_Toc243758684"/>
       <w:r>
         <w:lastRenderedPageBreak/>
         <w:t>10. Illustrative Application of the Framework</w:t>
@@ -6205,7 +6190,7 @@
           <w:noProof/>
         </w:rPr>
         <w:drawing>
-          <wp:inline distT="0" distB="0" distL="0" distR="0" wp14:anchorId="79C41BA5" wp14:editId="736583D2">
+          <wp:inline distT="0" distB="0" distL="0" distR="0" wp14:anchorId="05659E3A" wp14:editId="2673D27E">
             <wp:extent cx="5040000" cy="4732800"/>
             <wp:effectExtent l="0" t="0" r="0" b="0"/>
             <wp:docPr id="2" name="Picture 2"/>
@@ -6284,7 +6269,7 @@
         </w:rPr>
         <w:lastRenderedPageBreak/>
         <w:drawing>
-          <wp:inline distT="0" distB="0" distL="0" distR="0" wp14:anchorId="187F0B4C" wp14:editId="5CE12DC3">
+          <wp:inline distT="0" distB="0" distL="0" distR="0" wp14:anchorId="445EE0D3" wp14:editId="06E3C936">
             <wp:extent cx="5400000" cy="2587393"/>
             <wp:effectExtent l="0" t="0" r="0" b="0"/>
             <wp:docPr id="3" name="Picture 3"/>
@@ -6362,7 +6347,7 @@
           <w:noProof/>
         </w:rPr>
         <w:drawing>
-          <wp:inline distT="0" distB="0" distL="0" distR="0" wp14:anchorId="45A572CC" wp14:editId="7731D798">
+          <wp:inline distT="0" distB="0" distL="0" distR="0" wp14:anchorId="6BAAC5D3" wp14:editId="11742C1D">
             <wp:extent cx="3420000" cy="3029391"/>
             <wp:effectExtent l="0" t="0" r="0" b="0"/>
             <wp:docPr id="4" name="Picture 4"/>
@@ -6440,7 +6425,7 @@
           <w:noProof/>
         </w:rPr>
         <w:drawing>
-          <wp:inline distT="0" distB="0" distL="0" distR="0" wp14:anchorId="4E28DA1A" wp14:editId="10440944">
+          <wp:inline distT="0" distB="0" distL="0" distR="0" wp14:anchorId="30CCFCC6" wp14:editId="430A0029">
             <wp:extent cx="5400000" cy="2421674"/>
             <wp:effectExtent l="0" t="0" r="0" b="0"/>
             <wp:docPr id="5" name="Picture 5"/>
@@ -6512,7 +6497,7 @@
       <w:pPr>
         <w:pStyle w:val="Heading1"/>
       </w:pPr>
-      <w:bookmarkStart w:id="10" w:name="_Toc243733108"/>
+      <w:bookmarkStart w:id="10" w:name="_Toc243758685"/>
       <w:r>
         <w:lastRenderedPageBreak/>
         <w:t>11. Replication Checklist</w:t>
@@ -6935,7 +6920,7 @@
       <w:pPr>
         <w:pStyle w:val="Heading1"/>
       </w:pPr>
-      <w:bookmarkStart w:id="11" w:name="_Toc243733109"/>
+      <w:bookmarkStart w:id="11" w:name="_Toc243758686"/>
       <w:r>
         <w:lastRenderedPageBreak/>
         <w:t>References</w:t>
@@ -7455,31 +7440,31 @@
       </w:rPr>
     </w:lvl>
   </w:abstractNum>
-  <w:num w:numId="1" w16cid:durableId="1146631832">
+  <w:num w:numId="1" w16cid:durableId="1135638807">
     <w:abstractNumId w:val="8"/>
   </w:num>
-  <w:num w:numId="2" w16cid:durableId="1098529110">
+  <w:num w:numId="2" w16cid:durableId="414935837">
     <w:abstractNumId w:val="6"/>
   </w:num>
-  <w:num w:numId="3" w16cid:durableId="151069777">
+  <w:num w:numId="3" w16cid:durableId="264845672">
     <w:abstractNumId w:val="5"/>
   </w:num>
-  <w:num w:numId="4" w16cid:durableId="622880285">
+  <w:num w:numId="4" w16cid:durableId="655647029">
     <w:abstractNumId w:val="4"/>
   </w:num>
-  <w:num w:numId="5" w16cid:durableId="144704747">
+  <w:num w:numId="5" w16cid:durableId="1326741136">
     <w:abstractNumId w:val="7"/>
   </w:num>
-  <w:num w:numId="6" w16cid:durableId="367878376">
+  <w:num w:numId="6" w16cid:durableId="25182823">
     <w:abstractNumId w:val="3"/>
   </w:num>
-  <w:num w:numId="7" w16cid:durableId="566380460">
+  <w:num w:numId="7" w16cid:durableId="244608499">
     <w:abstractNumId w:val="2"/>
   </w:num>
-  <w:num w:numId="8" w16cid:durableId="535242598">
+  <w:num w:numId="8" w16cid:durableId="2064938013">
     <w:abstractNumId w:val="1"/>
   </w:num>
-  <w:num w:numId="9" w16cid:durableId="1778866792">
+  <w:num w:numId="9" w16cid:durableId="772241886">
     <w:abstractNumId w:val="0"/>
   </w:num>
 </w:numbering>
@@ -18869,7 +18854,7 @@
     <w:autoRedefine/>
     <w:uiPriority w:val="39"/>
     <w:unhideWhenUsed/>
-    <w:rsid w:val="004B72FE"/>
+    <w:rsid w:val="000817F6"/>
     <w:pPr>
       <w:spacing w:after="100"/>
     </w:pPr>
@@ -18879,7 +18864,7 @@
     <w:basedOn w:val="DefaultParagraphFont"/>
     <w:uiPriority w:val="99"/>
     <w:unhideWhenUsed/>
-    <w:rsid w:val="004B72FE"/>
+    <w:rsid w:val="000817F6"/>
     <w:rPr>
       <w:color w:val="0000FF" w:themeColor="hyperlink"/>
       <w:u w:val="single"/>

--- a/report/weekly/Week4_Statistical_Analysis_and_Modelling_Framework.docx
+++ b/report/weekly/Week4_Statistical_Analysis_and_Modelling_Framework.docx
@@ -164,7 +164,7 @@
       <w:r>
         <w:fldChar w:fldCharType="separate"/>
       </w:r>
-      <w:hyperlink w:anchor="_Toc243758675" w:history="1">
+      <w:hyperlink w:anchor="_Toc243759665" w:history="1">
         <w:r>
           <w:rPr>
             <w:rStyle w:val="Hyperlink"/>
@@ -191,7 +191,7 @@
             <w:noProof/>
             <w:webHidden/>
           </w:rPr>
-          <w:instrText xml:space="preserve"> PAGEREF _Toc243758675 \h </w:instrText>
+          <w:instrText xml:space="preserve"> PAGEREF _Toc243759665 \h </w:instrText>
         </w:r>
         <w:r>
           <w:rPr>
@@ -239,7 +239,7 @@
           <w14:ligatures w14:val="standardContextual"/>
         </w:rPr>
       </w:pPr>
-      <w:hyperlink w:anchor="_Toc243758676" w:history="1">
+      <w:hyperlink w:anchor="_Toc243759666" w:history="1">
         <w:r>
           <w:rPr>
             <w:rStyle w:val="Hyperlink"/>
@@ -266,7 +266,7 @@
             <w:noProof/>
             <w:webHidden/>
           </w:rPr>
-          <w:instrText xml:space="preserve"> PAGEREF _Toc243758676 \h </w:instrText>
+          <w:instrText xml:space="preserve"> PAGEREF _Toc243759666 \h </w:instrText>
         </w:r>
         <w:r>
           <w:rPr>
@@ -314,7 +314,7 @@
           <w14:ligatures w14:val="standardContextual"/>
         </w:rPr>
       </w:pPr>
-      <w:hyperlink w:anchor="_Toc243758677" w:history="1">
+      <w:hyperlink w:anchor="_Toc243759667" w:history="1">
         <w:r>
           <w:rPr>
             <w:rStyle w:val="Hyperlink"/>
@@ -341,7 +341,7 @@
             <w:noProof/>
             <w:webHidden/>
           </w:rPr>
-          <w:instrText xml:space="preserve"> PAGEREF _Toc243758677 \h </w:instrText>
+          <w:instrText xml:space="preserve"> PAGEREF _Toc243759667 \h </w:instrText>
         </w:r>
         <w:r>
           <w:rPr>
@@ -389,7 +389,7 @@
           <w14:ligatures w14:val="standardContextual"/>
         </w:rPr>
       </w:pPr>
-      <w:hyperlink w:anchor="_Toc243758678" w:history="1">
+      <w:hyperlink w:anchor="_Toc243759668" w:history="1">
         <w:r>
           <w:rPr>
             <w:rStyle w:val="Hyperlink"/>
@@ -416,7 +416,7 @@
             <w:noProof/>
             <w:webHidden/>
           </w:rPr>
-          <w:instrText xml:space="preserve"> PAGEREF _Toc243758678 \h </w:instrText>
+          <w:instrText xml:space="preserve"> PAGEREF _Toc243759668 \h </w:instrText>
         </w:r>
         <w:r>
           <w:rPr>
@@ -464,7 +464,7 @@
           <w14:ligatures w14:val="standardContextual"/>
         </w:rPr>
       </w:pPr>
-      <w:hyperlink w:anchor="_Toc243758679" w:history="1">
+      <w:hyperlink w:anchor="_Toc243759669" w:history="1">
         <w:r>
           <w:rPr>
             <w:rStyle w:val="Hyperlink"/>
@@ -491,7 +491,7 @@
             <w:noProof/>
             <w:webHidden/>
           </w:rPr>
-          <w:instrText xml:space="preserve"> PAGEREF _Toc243758679 \h </w:instrText>
+          <w:instrText xml:space="preserve"> PAGEREF _Toc243759669 \h </w:instrText>
         </w:r>
         <w:r>
           <w:rPr>
@@ -539,7 +539,7 @@
           <w14:ligatures w14:val="standardContextual"/>
         </w:rPr>
       </w:pPr>
-      <w:hyperlink w:anchor="_Toc243758680" w:history="1">
+      <w:hyperlink w:anchor="_Toc243759670" w:history="1">
         <w:r>
           <w:rPr>
             <w:rStyle w:val="Hyperlink"/>
@@ -566,7 +566,7 @@
             <w:noProof/>
             <w:webHidden/>
           </w:rPr>
-          <w:instrText xml:space="preserve"> PAGEREF _Toc243758680 \h </w:instrText>
+          <w:instrText xml:space="preserve"> PAGEREF _Toc243759670 \h </w:instrText>
         </w:r>
         <w:r>
           <w:rPr>
@@ -614,7 +614,7 @@
           <w14:ligatures w14:val="standardContextual"/>
         </w:rPr>
       </w:pPr>
-      <w:hyperlink w:anchor="_Toc243758681" w:history="1">
+      <w:hyperlink w:anchor="_Toc243759671" w:history="1">
         <w:r>
           <w:rPr>
             <w:rStyle w:val="Hyperlink"/>
@@ -641,7 +641,7 @@
             <w:noProof/>
             <w:webHidden/>
           </w:rPr>
-          <w:instrText xml:space="preserve"> PAGEREF _Toc243758681 \h </w:instrText>
+          <w:instrText xml:space="preserve"> PAGEREF _Toc243759671 \h </w:instrText>
         </w:r>
         <w:r>
           <w:rPr>
@@ -689,7 +689,7 @@
           <w14:ligatures w14:val="standardContextual"/>
         </w:rPr>
       </w:pPr>
-      <w:hyperlink w:anchor="_Toc243758682" w:history="1">
+      <w:hyperlink w:anchor="_Toc243759672" w:history="1">
         <w:r>
           <w:rPr>
             <w:rStyle w:val="Hyperlink"/>
@@ -716,7 +716,7 @@
             <w:noProof/>
             <w:webHidden/>
           </w:rPr>
-          <w:instrText xml:space="preserve"> PAGEREF _Toc243758682 \h </w:instrText>
+          <w:instrText xml:space="preserve"> PAGEREF _Toc243759672 \h </w:instrText>
         </w:r>
         <w:r>
           <w:rPr>
@@ -764,7 +764,7 @@
           <w14:ligatures w14:val="standardContextual"/>
         </w:rPr>
       </w:pPr>
-      <w:hyperlink w:anchor="_Toc243758683" w:history="1">
+      <w:hyperlink w:anchor="_Toc243759673" w:history="1">
         <w:r>
           <w:rPr>
             <w:rStyle w:val="Hyperlink"/>
@@ -791,7 +791,7 @@
             <w:noProof/>
             <w:webHidden/>
           </w:rPr>
-          <w:instrText xml:space="preserve"> PAGEREF _Toc243758683 \h </w:instrText>
+          <w:instrText xml:space="preserve"> PAGEREF _Toc243759673 \h </w:instrText>
         </w:r>
         <w:r>
           <w:rPr>
@@ -839,7 +839,7 @@
           <w14:ligatures w14:val="standardContextual"/>
         </w:rPr>
       </w:pPr>
-      <w:hyperlink w:anchor="_Toc243758684" w:history="1">
+      <w:hyperlink w:anchor="_Toc243759674" w:history="1">
         <w:r>
           <w:rPr>
             <w:rStyle w:val="Hyperlink"/>
@@ -866,7 +866,7 @@
             <w:noProof/>
             <w:webHidden/>
           </w:rPr>
-          <w:instrText xml:space="preserve"> PAGEREF _Toc243758684 \h </w:instrText>
+          <w:instrText xml:space="preserve"> PAGEREF _Toc243759674 \h </w:instrText>
         </w:r>
         <w:r>
           <w:rPr>
@@ -914,7 +914,7 @@
           <w14:ligatures w14:val="standardContextual"/>
         </w:rPr>
       </w:pPr>
-      <w:hyperlink w:anchor="_Toc243758685" w:history="1">
+      <w:hyperlink w:anchor="_Toc243759675" w:history="1">
         <w:r>
           <w:rPr>
             <w:rStyle w:val="Hyperlink"/>
@@ -941,7 +941,7 @@
             <w:noProof/>
             <w:webHidden/>
           </w:rPr>
-          <w:instrText xml:space="preserve"> PAGEREF _Toc243758685 \h </w:instrText>
+          <w:instrText xml:space="preserve"> PAGEREF _Toc243759675 \h </w:instrText>
         </w:r>
         <w:r>
           <w:rPr>
@@ -989,7 +989,7 @@
           <w14:ligatures w14:val="standardContextual"/>
         </w:rPr>
       </w:pPr>
-      <w:hyperlink w:anchor="_Toc243758686" w:history="1">
+      <w:hyperlink w:anchor="_Toc243759676" w:history="1">
         <w:r>
           <w:rPr>
             <w:rStyle w:val="Hyperlink"/>
@@ -1016,7 +1016,7 @@
             <w:noProof/>
             <w:webHidden/>
           </w:rPr>
-          <w:instrText xml:space="preserve"> PAGEREF _Toc243758686 \h </w:instrText>
+          <w:instrText xml:space="preserve"> PAGEREF _Toc243759676 \h </w:instrText>
         </w:r>
         <w:r>
           <w:rPr>
@@ -1075,7 +1075,7 @@
       <w:pPr>
         <w:pStyle w:val="Heading1"/>
       </w:pPr>
-      <w:bookmarkStart w:id="0" w:name="_Toc243758675"/>
+      <w:bookmarkStart w:id="0" w:name="_Toc243759665"/>
       <w:r>
         <w:t>1. Executive Summary</w:t>
       </w:r>
@@ -1101,7 +1101,7 @@
       <w:pPr>
         <w:pStyle w:val="Heading1"/>
       </w:pPr>
-      <w:bookmarkStart w:id="1" w:name="_Toc243758676"/>
+      <w:bookmarkStart w:id="1" w:name="_Toc243759666"/>
       <w:r>
         <w:lastRenderedPageBreak/>
         <w:t>2. Statistical Techniques for Healthcare Data</w:t>
@@ -1838,7 +1838,7 @@
       <w:pPr>
         <w:pStyle w:val="Heading1"/>
       </w:pPr>
-      <w:bookmarkStart w:id="2" w:name="_Toc243758677"/>
+      <w:bookmarkStart w:id="2" w:name="_Toc243759667"/>
       <w:r>
         <w:lastRenderedPageBreak/>
         <w:t>3. Mapping Questions to Methods</w:t>
@@ -2357,7 +2357,7 @@
       <w:pPr>
         <w:pStyle w:val="Heading1"/>
       </w:pPr>
-      <w:bookmarkStart w:id="3" w:name="_Toc243758678"/>
+      <w:bookmarkStart w:id="3" w:name="_Toc243759668"/>
       <w:r>
         <w:lastRenderedPageBreak/>
         <w:t>4. Data Segmentation</w:t>
@@ -2444,7 +2444,7 @@
           <w:noProof/>
         </w:rPr>
         <w:drawing>
-          <wp:inline distT="0" distB="0" distL="0" distR="0" wp14:anchorId="0718789D" wp14:editId="50D7E47E">
+          <wp:inline distT="0" distB="0" distL="0" distR="0" wp14:anchorId="1400106B" wp14:editId="61829509">
             <wp:extent cx="5903999" cy="2558045"/>
             <wp:effectExtent l="0" t="0" r="0" b="0"/>
             <wp:docPr id="1" name="Picture 1"/>
@@ -2521,7 +2521,7 @@
       <w:pPr>
         <w:pStyle w:val="Heading1"/>
       </w:pPr>
-      <w:bookmarkStart w:id="4" w:name="_Toc243758679"/>
+      <w:bookmarkStart w:id="4" w:name="_Toc243759669"/>
       <w:r>
         <w:lastRenderedPageBreak/>
         <w:t>5. Variable Selection</w:t>
@@ -2962,7 +2962,7 @@
       <w:pPr>
         <w:pStyle w:val="Heading1"/>
       </w:pPr>
-      <w:bookmarkStart w:id="5" w:name="_Toc243758680"/>
+      <w:bookmarkStart w:id="5" w:name="_Toc243759670"/>
       <w:r>
         <w:lastRenderedPageBreak/>
         <w:t>6. Pre-processing and Model Selection</w:t>
@@ -3672,7 +3672,7 @@
       <w:pPr>
         <w:pStyle w:val="Heading1"/>
       </w:pPr>
-      <w:bookmarkStart w:id="6" w:name="_Toc243758681"/>
+      <w:bookmarkStart w:id="6" w:name="_Toc243759671"/>
       <w:r>
         <w:lastRenderedPageBreak/>
         <w:t>7. Evaluation and Validation</w:t>
@@ -4382,7 +4382,7 @@
       <w:pPr>
         <w:pStyle w:val="Heading1"/>
       </w:pPr>
-      <w:bookmarkStart w:id="7" w:name="_Toc243758682"/>
+      <w:bookmarkStart w:id="7" w:name="_Toc243759672"/>
       <w:r>
         <w:lastRenderedPageBreak/>
         <w:t>8. Pitfalls, Biases and Mitigation</w:t>
@@ -5010,7 +5010,7 @@
       <w:pPr>
         <w:pStyle w:val="Heading1"/>
       </w:pPr>
-      <w:bookmarkStart w:id="8" w:name="_Toc243758683"/>
+      <w:bookmarkStart w:id="8" w:name="_Toc243759673"/>
       <w:r>
         <w:lastRenderedPageBreak/>
         <w:t>9. Ethical Considerations</w:t>
@@ -5433,7 +5433,7 @@
       <w:pPr>
         <w:pStyle w:val="Heading1"/>
       </w:pPr>
-      <w:bookmarkStart w:id="9" w:name="_Toc243758684"/>
+      <w:bookmarkStart w:id="9" w:name="_Toc243759674"/>
       <w:r>
         <w:lastRenderedPageBreak/>
         <w:t>10. Illustrative Application of the Framework</w:t>
@@ -6190,7 +6190,7 @@
           <w:noProof/>
         </w:rPr>
         <w:drawing>
-          <wp:inline distT="0" distB="0" distL="0" distR="0" wp14:anchorId="05659E3A" wp14:editId="2673D27E">
+          <wp:inline distT="0" distB="0" distL="0" distR="0" wp14:anchorId="699C7500" wp14:editId="32416F12">
             <wp:extent cx="5040000" cy="4732800"/>
             <wp:effectExtent l="0" t="0" r="0" b="0"/>
             <wp:docPr id="2" name="Picture 2"/>
@@ -6269,7 +6269,7 @@
         </w:rPr>
         <w:lastRenderedPageBreak/>
         <w:drawing>
-          <wp:inline distT="0" distB="0" distL="0" distR="0" wp14:anchorId="445EE0D3" wp14:editId="06E3C936">
+          <wp:inline distT="0" distB="0" distL="0" distR="0" wp14:anchorId="134ED8DD" wp14:editId="52E24929">
             <wp:extent cx="5400000" cy="2587393"/>
             <wp:effectExtent l="0" t="0" r="0" b="0"/>
             <wp:docPr id="3" name="Picture 3"/>
@@ -6347,7 +6347,7 @@
           <w:noProof/>
         </w:rPr>
         <w:drawing>
-          <wp:inline distT="0" distB="0" distL="0" distR="0" wp14:anchorId="6BAAC5D3" wp14:editId="11742C1D">
+          <wp:inline distT="0" distB="0" distL="0" distR="0" wp14:anchorId="4E1D908C" wp14:editId="5F3F1EDA">
             <wp:extent cx="3420000" cy="3029391"/>
             <wp:effectExtent l="0" t="0" r="0" b="0"/>
             <wp:docPr id="4" name="Picture 4"/>
@@ -6425,7 +6425,7 @@
           <w:noProof/>
         </w:rPr>
         <w:drawing>
-          <wp:inline distT="0" distB="0" distL="0" distR="0" wp14:anchorId="30CCFCC6" wp14:editId="430A0029">
+          <wp:inline distT="0" distB="0" distL="0" distR="0" wp14:anchorId="138F82CA" wp14:editId="039940F3">
             <wp:extent cx="5400000" cy="2421674"/>
             <wp:effectExtent l="0" t="0" r="0" b="0"/>
             <wp:docPr id="5" name="Picture 5"/>
@@ -6497,7 +6497,7 @@
       <w:pPr>
         <w:pStyle w:val="Heading1"/>
       </w:pPr>
-      <w:bookmarkStart w:id="10" w:name="_Toc243758685"/>
+      <w:bookmarkStart w:id="10" w:name="_Toc243759675"/>
       <w:r>
         <w:lastRenderedPageBreak/>
         <w:t>11. Replication Checklist</w:t>
@@ -6920,7 +6920,7 @@
       <w:pPr>
         <w:pStyle w:val="Heading1"/>
       </w:pPr>
-      <w:bookmarkStart w:id="11" w:name="_Toc243758686"/>
+      <w:bookmarkStart w:id="11" w:name="_Toc243759676"/>
       <w:r>
         <w:lastRenderedPageBreak/>
         <w:t>References</w:t>
@@ -7440,31 +7440,31 @@
       </w:rPr>
     </w:lvl>
   </w:abstractNum>
-  <w:num w:numId="1" w16cid:durableId="1135638807">
+  <w:num w:numId="1" w16cid:durableId="1798791131">
     <w:abstractNumId w:val="8"/>
   </w:num>
-  <w:num w:numId="2" w16cid:durableId="414935837">
+  <w:num w:numId="2" w16cid:durableId="67308332">
     <w:abstractNumId w:val="6"/>
   </w:num>
-  <w:num w:numId="3" w16cid:durableId="264845672">
+  <w:num w:numId="3" w16cid:durableId="579561672">
     <w:abstractNumId w:val="5"/>
   </w:num>
-  <w:num w:numId="4" w16cid:durableId="655647029">
+  <w:num w:numId="4" w16cid:durableId="1185708539">
     <w:abstractNumId w:val="4"/>
   </w:num>
-  <w:num w:numId="5" w16cid:durableId="1326741136">
+  <w:num w:numId="5" w16cid:durableId="1200438693">
     <w:abstractNumId w:val="7"/>
   </w:num>
-  <w:num w:numId="6" w16cid:durableId="25182823">
+  <w:num w:numId="6" w16cid:durableId="249853725">
     <w:abstractNumId w:val="3"/>
   </w:num>
-  <w:num w:numId="7" w16cid:durableId="244608499">
+  <w:num w:numId="7" w16cid:durableId="1249191785">
     <w:abstractNumId w:val="2"/>
   </w:num>
-  <w:num w:numId="8" w16cid:durableId="2064938013">
+  <w:num w:numId="8" w16cid:durableId="1851410455">
     <w:abstractNumId w:val="1"/>
   </w:num>
-  <w:num w:numId="9" w16cid:durableId="772241886">
+  <w:num w:numId="9" w16cid:durableId="1851333033">
     <w:abstractNumId w:val="0"/>
   </w:num>
 </w:numbering>
@@ -18854,7 +18854,7 @@
     <w:autoRedefine/>
     <w:uiPriority w:val="39"/>
     <w:unhideWhenUsed/>
-    <w:rsid w:val="000817F6"/>
+    <w:rsid w:val="00E262E9"/>
     <w:pPr>
       <w:spacing w:after="100"/>
     </w:pPr>
@@ -18864,7 +18864,7 @@
     <w:basedOn w:val="DefaultParagraphFont"/>
     <w:uiPriority w:val="99"/>
     <w:unhideWhenUsed/>
-    <w:rsid w:val="000817F6"/>
+    <w:rsid w:val="00E262E9"/>
     <w:rPr>
       <w:color w:val="0000FF" w:themeColor="hyperlink"/>
       <w:u w:val="single"/>
